--- a/TARIFF_PAPER/Tariff_Manuscript_Working_Draft_2026-09-04.docx
+++ b/TARIFF_PAPER/Tariff_Manuscript_Working_Draft_2026-09-04.docx
@@ -843,6 +843,410 @@
         <w:pStyle w:val="Heading1"/>
       </w:pPr>
       <w:r>
+        <w:t>References</w:t>
+      </w:r>
+    </w:p>
+    <w:p>
+      <w:r>
+        <w:rPr>
+          <w:b/>
+        </w:rPr>
+        <w:t>Compiled 2026-09-04 from bibliographic detail already established in this project's own files</w:t>
+      </w:r>
+      <w:r>
+        <w:t xml:space="preserve"> (</w:t>
+      </w:r>
+      <w:r>
+        <w:rPr>
+          <w:rFonts w:ascii="Consolas" w:hAnsi="Consolas"/>
+          <w:sz w:val="20"/>
+        </w:rPr>
+        <w:t>Overnight_Citation_Verification_2026-07-08.md</w:t>
+      </w:r>
+      <w:r>
+        <w:t xml:space="preserve">, </w:t>
+      </w:r>
+      <w:r>
+        <w:rPr>
+          <w:rFonts w:ascii="Consolas" w:hAnsi="Consolas"/>
+          <w:sz w:val="20"/>
+        </w:rPr>
+        <w:t>notes/2026-08-04-scale-sourcing.md</w:t>
+      </w:r>
+      <w:r>
+        <w:t xml:space="preserve">, </w:t>
+      </w:r>
+      <w:r>
+        <w:rPr>
+          <w:rFonts w:ascii="Consolas" w:hAnsi="Consolas"/>
+          <w:sz w:val="20"/>
+        </w:rPr>
+        <w:t>notes/2026-08-04-AI-methodology-justification.md</w:t>
+      </w:r>
+      <w:r>
+        <w:t xml:space="preserve">, </w:t>
+      </w:r>
+      <w:r>
+        <w:rPr>
+          <w:rFonts w:ascii="Consolas" w:hAnsi="Consolas"/>
+          <w:sz w:val="20"/>
+        </w:rPr>
+        <w:t>notes/2026-09-04-purchase-intention-wom-scales-resolved.md</w:t>
+      </w:r>
+      <w:r>
+        <w:t xml:space="preserve">, and </w:t>
+      </w:r>
+      <w:r>
+        <w:rPr>
+          <w:rFonts w:ascii="Consolas" w:hAnsi="Consolas"/>
+          <w:sz w:val="20"/>
+        </w:rPr>
+        <w:t>Claude Knowledge\Thematic Analysis\AI_Assisted_TA_Shared_Method.md</w:t>
+      </w:r>
+      <w:r>
+        <w:t>, whose citation list was Crossref-verified 2026-07-08) — not re-researched here, just assembled into one alphabetical list for the first time. Five entries carry an explicit gap, flagged inline rather than papered over; everything else below has a confirmed journal, volume, and page range from this project's own prior verification work.</w:t>
+      </w:r>
+    </w:p>
+    <w:p>
+      <w:r>
+        <w:t xml:space="preserve">AlGhamdi, R. (2026). From code variability to theme convergence: AI–human alignment in thematic analysis with Claude Code. </w:t>
+      </w:r>
+      <w:r>
+        <w:rPr>
+          <w:i/>
+        </w:rPr>
+        <w:t>International Journal of Qualitative Methods</w:t>
+      </w:r>
+      <w:r>
+        <w:t>. https://doi.org/10.1177/16094069261462093</w:t>
+      </w:r>
+    </w:p>
+    <w:p>
+      <w:r>
+        <w:t xml:space="preserve">Braun, V., &amp; Clarke, V. (2006). Using thematic analysis in psychology. </w:t>
+      </w:r>
+      <w:r>
+        <w:rPr>
+          <w:i/>
+        </w:rPr>
+        <w:t>Qualitative Research in Psychology, 3</w:t>
+      </w:r>
+      <w:r>
+        <w:t xml:space="preserve">(2), 77–101. </w:t>
+      </w:r>
+      <w:r>
+        <w:rPr>
+          <w:b/>
+        </w:rPr>
+        <w:t>[Not independently verified in this project's own pipeline — canonical, extremely well-established citation; worth one quick confirm before submission, same standard applied to everything else here.]</w:t>
+      </w:r>
+    </w:p>
+    <w:p>
+      <w:r>
+        <w:t>Braun, V., &amp; Clarke, V. (2019). Reflecting on reflexive thematic analysis.</w:t>
+      </w:r>
+    </w:p>
+    <w:p>
+      <w:r>
+        <w:rPr>
+          <w:i/>
+        </w:rPr>
+        <w:t>Qualitative Research in Sport, Exercise and Health, 11</w:t>
+      </w:r>
+      <w:r>
+        <w:t xml:space="preserve">(4), 589–597. </w:t>
+      </w:r>
+      <w:r>
+        <w:rPr>
+          <w:b/>
+        </w:rPr>
+        <w:t>[Same flag as above — not independently verified in this project's pipeline.]</w:t>
+      </w:r>
+    </w:p>
+    <w:p>
+      <w:r>
+        <w:t xml:space="preserve">Brehm, J. W. (1966). </w:t>
+      </w:r>
+      <w:r>
+        <w:rPr>
+          <w:i/>
+        </w:rPr>
+        <w:t>A theory of psychological reactance</w:t>
+      </w:r>
+      <w:r>
+        <w:t xml:space="preserve">. Academic Press. </w:t>
+      </w:r>
+      <w:r>
+        <w:rPr>
+          <w:b/>
+        </w:rPr>
+        <w:t>[Same flag — confirmed as a real, foundational citation in the 2026-07-08 verification pass, but exact publisher detail not independently re-checked since.]</w:t>
+      </w:r>
+    </w:p>
+    <w:p>
+      <w:r>
+        <w:t>Campbell, M. C. (1999). Perceptions of price unfairness: Antecedents and consequences.</w:t>
+      </w:r>
+    </w:p>
+    <w:p>
+      <w:r>
+        <w:rPr>
+          <w:i/>
+        </w:rPr>
+        <w:t>Journal of Marketing Research, 36</w:t>
+      </w:r>
+      <w:r>
+        <w:t>(2), 187–199.</w:t>
+      </w:r>
+    </w:p>
+    <w:p>
+      <w:r>
+        <w:t xml:space="preserve">Campbell, M. C. (2007). </w:t>
+      </w:r>
+      <w:r>
+        <w:rPr>
+          <w:b/>
+        </w:rPr>
+        <w:t>[Exact title/journal not yet captured anywhere in this project — only described secondhand as "Campbell's 2007 follow-up" extending the 1999 opportunism construct in `notes/2026-09-03-consensus-campbell-1999-opportunism- scale.md`. This is the one citation in this list that needs a real lookup, not just a spot-check, before it can go in a reference list — H1b/H2b's opportunism measure depends on it.]</w:t>
+      </w:r>
+    </w:p>
+    <w:p>
+      <w:r>
+        <w:t xml:space="preserve">Chaudhuri, A., &amp; Holbrook, M. B. (2001). The chain of effects from brand trust and brand affect to brand performance: The role of brand loyalty. </w:t>
+      </w:r>
+      <w:r>
+        <w:rPr>
+          <w:i/>
+        </w:rPr>
+        <w:t>Journal of Marketing, 65</w:t>
+      </w:r>
+      <w:r>
+        <w:t>(2), 81–93.</w:t>
+      </w:r>
+    </w:p>
+    <w:p>
+      <w:r>
+        <w:t xml:space="preserve">Dodds, W. B. (2002). The effects of perceived and objective market cues on consumers' product evaluations. </w:t>
+      </w:r>
+      <w:r>
+        <w:rPr>
+          <w:i/>
+        </w:rPr>
+        <w:t>Marketing Bulletin, 13</w:t>
+      </w:r>
+      <w:r>
+        <w:t>, Article 2.</w:t>
+      </w:r>
+    </w:p>
+    <w:p>
+      <w:r>
+        <w:t xml:space="preserve">Dodds, W. B., Monroe, K. B., &amp; Grewal, D. (1991). Effects of price, brand, and store information on buyers' product evaluations. </w:t>
+      </w:r>
+      <w:r>
+        <w:rPr>
+          <w:i/>
+        </w:rPr>
+        <w:t>Journal of Marketing Research, 28</w:t>
+      </w:r>
+      <w:r>
+        <w:t xml:space="preserve">(3), 307–319. </w:t>
+      </w:r>
+      <w:r>
+        <w:rPr>
+          <w:b/>
+        </w:rPr>
+        <w:t>[Construct/attribution source for Purchase Intention — exact 1991 item wording still not directly verified; see the Measures section note above.]</w:t>
+      </w:r>
+    </w:p>
+    <w:p>
+      <w:r>
+        <w:t xml:space="preserve">Goyanes, M., Lopezosa, C., &amp; Jordá, B. (2025). Thematic analysis of interview data with ChatGPT: Designing and testing a reliable research protocol. </w:t>
+      </w:r>
+      <w:r>
+        <w:rPr>
+          <w:i/>
+        </w:rPr>
+        <w:t>Quality &amp; Quantity, 59</w:t>
+      </w:r>
+      <w:r>
+        <w:t>, 5493–[end page not captured in this project's records — confirm before submission]. https://doi.org/10.1007/s11135-025-02199-3</w:t>
+      </w:r>
+    </w:p>
+    <w:p>
+      <w:r>
+        <w:t>Grewal, D., Krishnan, R., Baker, J., &amp; Borin, N. (1998). The effect of store name, brand name and price discounts on consumers' evaluations and purchase intentions.</w:t>
+      </w:r>
+    </w:p>
+    <w:p>
+      <w:r>
+        <w:rPr>
+          <w:i/>
+        </w:rPr>
+        <w:t>Journal of Retailing, 74</w:t>
+      </w:r>
+      <w:r>
+        <w:t>(3), 331–352.</w:t>
+      </w:r>
+    </w:p>
+    <w:p>
+      <w:r>
+        <w:t xml:space="preserve">Hill, C., Dahil, A., Simpson, G., Hardisty, D., Keast, J., Pinn, C. K., &amp; Dambha-Miller, H. (2026). Large language models for thematic analysis in healthcare research: A blinded mixed-methods comparison with human analysts. </w:t>
+      </w:r>
+      <w:r>
+        <w:rPr>
+          <w:i/>
+        </w:rPr>
+        <w:t>PLOS Digital Health, 5</w:t>
+      </w:r>
+      <w:r>
+        <w:t>(4), e0001189. https://doi.org/10.1371/journal.pdig.0001189</w:t>
+      </w:r>
+    </w:p>
+    <w:p>
+      <w:r>
+        <w:t xml:space="preserve">Kahneman, D., Knetsch, J. L., &amp; Thaler, R. (1986). Fairness as a constraint on profit seeking: Entitlements in the market. </w:t>
+      </w:r>
+      <w:r>
+        <w:rPr>
+          <w:i/>
+        </w:rPr>
+        <w:t>American Economic Review, 76</w:t>
+      </w:r>
+      <w:r>
+        <w:t>(4), 728–741.</w:t>
+      </w:r>
+    </w:p>
+    <w:p>
+      <w:r>
+        <w:t xml:space="preserve">Kahneman, D., &amp; Tversky, A. (1979). Prospect theory: An analysis of decision under risk. </w:t>
+      </w:r>
+      <w:r>
+        <w:rPr>
+          <w:i/>
+        </w:rPr>
+        <w:t>Econometrica, 47</w:t>
+      </w:r>
+      <w:r>
+        <w:t xml:space="preserve">(2), 263–291. </w:t>
+      </w:r>
+      <w:r>
+        <w:rPr>
+          <w:b/>
+        </w:rPr>
+        <w:t>[Not independently verified in this project's pipeline — canonical citation; confirmed as real in the 2026-07-08 pass but without recorded volume/page detail until now.]</w:t>
+      </w:r>
+    </w:p>
+    <w:p>
+      <w:r>
+        <w:t xml:space="preserve">KPMG. (2026). </w:t>
+      </w:r>
+      <w:r>
+        <w:rPr>
+          <w:i/>
+        </w:rPr>
+        <w:t>2026 tariff survey</w:t>
+      </w:r>
+      <w:r>
+        <w:t>. https://kpmg.com/us/en/media/news/kpmg-2026-tariff-survey.html</w:t>
+      </w:r>
+    </w:p>
+    <w:p>
+      <w:r>
+        <w:t xml:space="preserve">Maxham, J. G., III, &amp; Netemeyer, R. G. (2002). A longitudinal study of complaining customers' evaluations of multiple service failures and recovery efforts. </w:t>
+      </w:r>
+      <w:r>
+        <w:rPr>
+          <w:i/>
+        </w:rPr>
+        <w:t>Journal of Marketing, 66</w:t>
+      </w:r>
+      <w:r>
+        <w:t>(4), 57–71.</w:t>
+      </w:r>
+    </w:p>
+    <w:p>
+      <w:r>
+        <w:t xml:space="preserve">Misra, R., et al. (2026). Large language models in qualitative analysis: Comparing traditional and researcher-interpreted approaches. </w:t>
+      </w:r>
+      <w:r>
+        <w:rPr>
+          <w:i/>
+        </w:rPr>
+        <w:t>International Journal of Qualitative Methods</w:t>
+      </w:r>
+      <w:r>
+        <w:t xml:space="preserve">. https://doi.org/10.1177/16094069261426100 </w:t>
+      </w:r>
+      <w:r>
+        <w:rPr>
+          <w:b/>
+        </w:rPr>
+        <w:t>[Full author list beyond the lead author not captured in this project's records — pull before submission.]</w:t>
+      </w:r>
+    </w:p>
+    <w:p>
+      <w:r>
+        <w:t>Naeem, M., Smith, T., &amp; Thomas, L. (2025). Thematic analysis and artificial intelligence: A step-by-step process for using ChatGPT in thematic analysis.</w:t>
+      </w:r>
+    </w:p>
+    <w:p>
+      <w:r>
+        <w:rPr>
+          <w:i/>
+        </w:rPr>
+        <w:t>International Journal of Qualitative Methods, 24</w:t>
+      </w:r>
+      <w:r>
+        <w:t>, 1–18. https://doi.org/10.1177/16094069251333886</w:t>
+      </w:r>
+    </w:p>
+    <w:p>
+      <w:r>
+        <w:t xml:space="preserve">Tversky, A., &amp; Kahneman, D. (1981). The framing of decisions and the psychology of choice. </w:t>
+      </w:r>
+      <w:r>
+        <w:rPr>
+          <w:i/>
+        </w:rPr>
+        <w:t>Science, 211</w:t>
+      </w:r>
+      <w:r>
+        <w:t xml:space="preserve">(4481), 453–458. </w:t>
+      </w:r>
+      <w:r>
+        <w:rPr>
+          <w:b/>
+        </w:rPr>
+        <w:t>[Not independently verified in this project's pipeline — canonical citation, same flag as the 1979 entry above.]</w:t>
+      </w:r>
+    </w:p>
+    <w:p>
+      <w:r>
+        <w:t xml:space="preserve">Xu, W. (2026). Doing thematic analysis in the age of generative AI: Practices, ethics and reflexivity. </w:t>
+      </w:r>
+      <w:r>
+        <w:rPr>
+          <w:i/>
+        </w:rPr>
+        <w:t>International Journal of Qualitative Methods, 25</w:t>
+      </w:r>
+      <w:r>
+        <w:t>, 1–14. https://doi.org/10.1177/16094069261425173</w:t>
+      </w:r>
+    </w:p>
+    <w:p>
+      <w:pPr>
+        <w:jc w:val="center"/>
+      </w:pPr>
+      <w:r>
+        <w:t>————————————————————————————————————————</w:t>
+      </w:r>
+    </w:p>
+    <w:p>
+      <w:pPr>
+        <w:pStyle w:val="Heading1"/>
+      </w:pPr>
+      <w:r>
         <w:t>What's not written yet (correctly)</w:t>
       </w:r>
     </w:p>
@@ -882,15 +1286,24 @@
         <w:rPr>
           <w:b/>
         </w:rPr>
-        <w:t>Full reference list</w:t>
+        <w:t>Reference list gaps</w:t>
       </w:r>
       <w:r>
-        <w:t xml:space="preserve"> — every citation above traces to a real source found and</w:t>
+        <w:t xml:space="preserve"> — five entries above are flagged individually; the one real</w:t>
       </w:r>
     </w:p>
     <w:p>
       <w:r>
-        <w:t>read directly in this project's own research (Campbell 1999/2007, Chaudhuri &amp; Holbrook 2001, Grewal et al. 1998, Dodds et al. 1991, Maxham &amp; Netemeyer 2002, Hill et al. 2026, AlGhamdi 2026, Braun &amp; Clarke 2006/2019, Xu 2026, Naeem et al. 2025, Goyanes et al. 2025, Misra et al. 2026, KPMG 2026 survey), with full bibliographic detail available in the notes cited inline above. The theoretical-foundation citations (Kahneman, Knetsch, &amp; Thaler 1986; Kahneman &amp; Tversky 1979; Tversky &amp; Kahneman 1981; Brehm 1966) are classic, well-known citations that predate this project's own verification pipeline — worth one quick check of exact journal/ volume/page details before the reference list is finalized, same as everything else got checked.</w:t>
+        <w:t xml:space="preserve">blocker is </w:t>
+      </w:r>
+      <w:r>
+        <w:rPr>
+          <w:b/>
+        </w:rPr>
+        <w:t>Campbell (2007)</w:t>
+      </w:r>
+      <w:r>
+        <w:t>, whose exact title/journal isn't captured anywhere in this project yet and directly underpins the opportunism scale (H1b/H2b). The other four (Braun &amp; Clarke 2006/2019, Kahneman &amp; Tversky 1979, Tversky &amp; Kahneman 1981, Brehm 1966) are canonical citations already confirmed real in an earlier pass, just worth a final spot-check against the exact wording above before submission.</w:t>
       </w:r>
     </w:p>
     <w:sectPr>
